--- a/03_Outputs/final scripts/zh/Module 3/3.4.0-zh.docx
+++ b/03_Outputs/final scripts/zh/Module 3/3.4.0-zh.docx
@@ -9,12 +9,12 @@
     </w:p>
     <w:p>
       <w:r>
-        <w:t>公平且可持续的能源转变不仅依赖技术——它还需要强有力的治理、包容性政策以及优先考虑公平的融资。</w:t>
+        <w:t>公平且可持续的能源转变不仅依赖技术——还需要强有力的治理、包容性政策以及优先考虑公平的融资。</w:t>
       </w:r>
     </w:p>
     <w:p>
       <w:r>
-        <w:t>联合国开发计划署的做法将包容性融入国家战略，如能源计划和气候承诺，确保弱势群体——包括妇女、青年和非正式工人——共享利益。以数据为驱动的工具，如绿色就业评估模型，帮助各国政府预估影响并设计保护社区的措施。</w:t>
+        <w:t>联合国开发计划署的做法将包容性融入国家战略，如能源规划和气候承诺，确保弱势群体——包括妇女、青年和非正式工人——共享利益。以绿色就业评估模型为代表的数据驱动工具，帮助各国政府预估影响并设计保护社区的措施。</w:t>
       </w:r>
     </w:p>
     <w:p>
@@ -29,7 +29,7 @@
     </w:p>
     <w:p>
       <w:r>
-        <w:t>共同而言，治理与合作是实现公平转型的基础——一个将气候目标与公平、机遇和可持续性结合起来的转型。</w:t>
+        <w:t>治理与合作共同构筑了公平转型的基础——一个将气候目标与公平、机遇和可持续性相结合的转型。</w:t>
       </w:r>
     </w:p>
     <w:sectPr>
